--- a/public/contract-v2.docx
+++ b/public/contract-v2.docx
@@ -41,6 +41,7 @@
           <w:tcPr>
             <w:tcW w:w="3600" w:type="dxa"/>
             <w:tcMar/>
+            <w:vAlign w:val="center"/>
           </w:tcPr>
           <w:p>
             <w:pPr>
@@ -55,7 +56,7 @@
             </w:pPr>
             <w:r>
               <w:drawing>
-                <wp:inline wp14:editId="1AE719A5" wp14:anchorId="4BADD35E">
+                <wp:inline wp14:editId="24BA29E1" wp14:anchorId="4BADD35E">
                   <wp:extent cx="2062595" cy="803564"/>
                   <wp:effectExtent l="0" t="0" r="0" b="0"/>
                   <wp:docPr id="729708804" name="Picture 1" descr="A logo with purple letters and numbers&#10;&#10;AI-generated content may be incorrect."/>
@@ -134,15 +135,20 @@
               <w:pStyle w:val="Header"/>
               <w:bidi w:val="1"/>
               <w:jc w:val="left"/>
-              <w:rPr>
-                <w:rFonts w:ascii="Arial" w:hAnsi="Arial" w:eastAsia="Arial" w:cs="Arial"/>
-              </w:rPr>
             </w:pPr>
             <w:r>
               <w:drawing>
-                <wp:inline wp14:editId="3708F906" wp14:anchorId="4FA9C1C2">
+                <wp:anchor distT="0" distB="0" distL="114300" distR="114300" simplePos="0" relativeHeight="251658240" behindDoc="0" locked="0" layoutInCell="1" allowOverlap="1" wp14:editId="3490ED92" wp14:anchorId="4FA9C1C2">
+                  <wp:simplePos x="0" y="0"/>
+                  <wp:positionH relativeFrom="column">
+                    <wp:align>left</wp:align>
+                  </wp:positionH>
+                  <wp:positionV relativeFrom="paragraph">
+                    <wp:posOffset>0</wp:posOffset>
+                  </wp:positionV>
                   <wp:extent cx="1432560" cy="381000"/>
                   <wp:effectExtent l="0" t="0" r="0" b="0"/>
+                  <wp:wrapSquare wrapText="bothSides"/>
                   <wp:docPr id="745537985" name="Picture 734064909" descr="Background pattern&#10;&#10;Description automatically generated with low confidence"/>
                   <wp:cNvGraphicFramePr>
                     <a:graphicFrameLocks noChangeAspect="1"/>
@@ -187,7 +193,13 @@
                       </pic:pic>
                     </a:graphicData>
                   </a:graphic>
-                </wp:inline>
+                  <wp14:sizeRelH relativeFrom="page">
+                    <wp14:pctWidth>0</wp14:pctWidth>
+                  </wp14:sizeRelH>
+                  <wp14:sizeRelV relativeFrom="page">
+                    <wp14:pctHeight>0</wp14:pctHeight>
+                  </wp14:sizeRelV>
+                </wp:anchor>
               </w:drawing>
             </w:r>
           </w:p>
@@ -196,18 +208,20 @@
           <w:tcPr>
             <w:tcW w:w="3210" w:type="dxa"/>
             <w:tcMar/>
+            <w:vAlign w:val="center"/>
           </w:tcPr>
           <w:p>
             <w:pPr>
               <w:pStyle w:val="Header"/>
               <w:bidi w:val="1"/>
+              <w:jc w:val="right"/>
               <w:rPr>
                 <w:rFonts w:ascii="Arial" w:hAnsi="Arial" w:eastAsia="Arial" w:cs="Arial"/>
               </w:rPr>
             </w:pPr>
             <w:r>
               <w:drawing>
-                <wp:inline wp14:editId="0CBFF95C" wp14:anchorId="19BFC17D">
+                <wp:inline wp14:editId="753EC981" wp14:anchorId="19BFC17D">
                   <wp:extent cx="1905000" cy="732155"/>
                   <wp:effectExtent l="0" t="0" r="0" b="0"/>
                   <wp:docPr id="1906785383" name="Picture 1157273046" descr="Background pattern&#10;&#10;Description automatically generated with low confidence"/>
@@ -1393,7 +1407,7 @@
             </w:pPr>
             <w:r>
               <w:drawing>
-                <wp:inline wp14:editId="5CB2B1DE" wp14:anchorId="70745379">
+                <wp:inline wp14:editId="3B9ECBFA" wp14:anchorId="70745379">
                   <wp:extent cx="2062595" cy="803564"/>
                   <wp:effectExtent l="0" t="0" r="0" b="0"/>
                   <wp:docPr id="1268605462" name="Picture 1" descr="A logo with purple letters and numbers&#10;&#10;AI-generated content may be incorrect."/>
@@ -1472,15 +1486,20 @@
               <w:pStyle w:val="Header"/>
               <w:bidi w:val="1"/>
               <w:jc w:val="left"/>
-              <w:rPr>
-                <w:rFonts w:ascii="Arial" w:hAnsi="Arial" w:eastAsia="Arial" w:cs="Arial"/>
-              </w:rPr>
             </w:pPr>
             <w:r>
               <w:drawing>
-                <wp:inline wp14:editId="4C9D62FB" wp14:anchorId="7E8A97B5">
+                <wp:anchor distT="0" distB="0" distL="114300" distR="114300" simplePos="0" relativeHeight="251658240" behindDoc="0" locked="0" layoutInCell="1" allowOverlap="1" wp14:editId="09CF3C3B" wp14:anchorId="7E8A97B5">
+                  <wp:simplePos x="0" y="0"/>
+                  <wp:positionH relativeFrom="column">
+                    <wp:align>left</wp:align>
+                  </wp:positionH>
+                  <wp:positionV relativeFrom="paragraph">
+                    <wp:posOffset>0</wp:posOffset>
+                  </wp:positionV>
                   <wp:extent cx="1432560" cy="381000"/>
                   <wp:effectExtent l="0" t="0" r="0" b="0"/>
+                  <wp:wrapSquare wrapText="bothSides"/>
                   <wp:docPr id="1772269162" name="Picture 734064909" descr="Background pattern&#10;&#10;Description automatically generated with low confidence"/>
                   <wp:cNvGraphicFramePr>
                     <a:graphicFrameLocks noChangeAspect="1"/>
@@ -1525,7 +1544,13 @@
                       </pic:pic>
                     </a:graphicData>
                   </a:graphic>
-                </wp:inline>
+                  <wp14:sizeRelH relativeFrom="page">
+                    <wp14:pctWidth>0</wp14:pctWidth>
+                  </wp14:sizeRelH>
+                  <wp14:sizeRelV relativeFrom="page">
+                    <wp14:pctHeight>0</wp14:pctHeight>
+                  </wp14:sizeRelV>
+                </wp:anchor>
               </w:drawing>
             </w:r>
           </w:p>
@@ -1545,7 +1570,7 @@
             </w:pPr>
             <w:r>
               <w:drawing>
-                <wp:inline wp14:editId="59918301" wp14:anchorId="7DB69F20">
+                <wp:inline wp14:editId="1F63D2A7" wp14:anchorId="7DB69F20">
                   <wp:extent cx="1905000" cy="732155"/>
                   <wp:effectExtent l="0" t="0" r="0" b="0"/>
                   <wp:docPr id="807100138" name="Picture 1157273046" descr="Background pattern&#10;&#10;Description automatically generated with low confidence"/>
@@ -2854,7 +2879,7 @@
         </w:rPr>
         <w:t>يلتزم الطرف الثاني بتزويد الطرف الأول بصورة من الحوالة البنكية عبر البريد الإلكتروني (</w:t>
       </w:r>
-      <w:hyperlink r:id="R4b4d53efc4704e16">
+      <w:hyperlink r:id="R94d1514c25704ba3">
         <w:r>
           <w:rPr>
             <w:rStyle w:val="Hyperlink"/>
@@ -3226,7 +3251,7 @@
             </w:pPr>
             <w:r>
               <w:drawing>
-                <wp:inline wp14:editId="3EC46906" wp14:anchorId="2B870441">
+                <wp:inline wp14:editId="15DEFB1F" wp14:anchorId="2B870441">
                   <wp:extent cx="2062595" cy="803564"/>
                   <wp:effectExtent l="0" t="0" r="0" b="0"/>
                   <wp:docPr id="1263759944" name="Picture 1" descr="A logo with purple letters and numbers&#10;&#10;AI-generated content may be incorrect."/>
@@ -3305,15 +3330,20 @@
               <w:pStyle w:val="Header"/>
               <w:bidi w:val="1"/>
               <w:jc w:val="left"/>
-              <w:rPr>
-                <w:rFonts w:ascii="Arial" w:hAnsi="Arial" w:eastAsia="Arial" w:cs="Arial"/>
-              </w:rPr>
             </w:pPr>
             <w:r>
               <w:drawing>
-                <wp:inline wp14:editId="66223111" wp14:anchorId="5F9469B1">
+                <wp:anchor distT="0" distB="0" distL="114300" distR="114300" simplePos="0" relativeHeight="251658240" behindDoc="0" locked="0" layoutInCell="1" allowOverlap="1" wp14:editId="0AF882CE" wp14:anchorId="5F9469B1">
+                  <wp:simplePos x="0" y="0"/>
+                  <wp:positionH relativeFrom="column">
+                    <wp:align>left</wp:align>
+                  </wp:positionH>
+                  <wp:positionV relativeFrom="paragraph">
+                    <wp:posOffset>0</wp:posOffset>
+                  </wp:positionV>
                   <wp:extent cx="1432560" cy="381000"/>
                   <wp:effectExtent l="0" t="0" r="0" b="0"/>
+                  <wp:wrapSquare wrapText="bothSides"/>
                   <wp:docPr id="1137802053" name="Picture 734064909" descr="Background pattern&#10;&#10;Description automatically generated with low confidence"/>
                   <wp:cNvGraphicFramePr>
                     <a:graphicFrameLocks noChangeAspect="1"/>
@@ -3358,7 +3388,13 @@
                       </pic:pic>
                     </a:graphicData>
                   </a:graphic>
-                </wp:inline>
+                  <wp14:sizeRelH relativeFrom="page">
+                    <wp14:pctWidth>0</wp14:pctWidth>
+                  </wp14:sizeRelH>
+                  <wp14:sizeRelV relativeFrom="page">
+                    <wp14:pctHeight>0</wp14:pctHeight>
+                  </wp14:sizeRelV>
+                </wp:anchor>
               </w:drawing>
             </w:r>
           </w:p>
@@ -3378,7 +3414,7 @@
             </w:pPr>
             <w:r>
               <w:drawing>
-                <wp:inline wp14:editId="46F11EFD" wp14:anchorId="05396F47">
+                <wp:inline wp14:editId="4FC356AF" wp14:anchorId="05396F47">
                   <wp:extent cx="1905000" cy="732155"/>
                   <wp:effectExtent l="0" t="0" r="0" b="0"/>
                   <wp:docPr id="1125603714" name="Picture 1157273046" descr="Background pattern&#10;&#10;Description automatically generated with low confidence"/>
@@ -4436,7 +4472,7 @@
             </w:pPr>
             <w:r>
               <w:drawing>
-                <wp:inline wp14:editId="04BEEEB6" wp14:anchorId="0919128E">
+                <wp:inline wp14:editId="60C91E39" wp14:anchorId="0919128E">
                   <wp:extent cx="2062595" cy="803564"/>
                   <wp:effectExtent l="0" t="0" r="0" b="0"/>
                   <wp:docPr id="2082314688" name="Picture 1" descr="A logo with purple letters and numbers&#10;&#10;AI-generated content may be incorrect."/>
@@ -4515,15 +4551,20 @@
               <w:pStyle w:val="Header"/>
               <w:bidi w:val="1"/>
               <w:jc w:val="left"/>
-              <w:rPr>
-                <w:rFonts w:ascii="Arial" w:hAnsi="Arial" w:eastAsia="Arial" w:cs="Arial"/>
-              </w:rPr>
             </w:pPr>
             <w:r>
               <w:drawing>
-                <wp:inline wp14:editId="40DFD88A" wp14:anchorId="056C9F71">
+                <wp:anchor distT="0" distB="0" distL="114300" distR="114300" simplePos="0" relativeHeight="251658240" behindDoc="0" locked="0" layoutInCell="1" allowOverlap="1" wp14:editId="15850A31" wp14:anchorId="056C9F71">
+                  <wp:simplePos x="0" y="0"/>
+                  <wp:positionH relativeFrom="column">
+                    <wp:align>left</wp:align>
+                  </wp:positionH>
+                  <wp:positionV relativeFrom="paragraph">
+                    <wp:posOffset>0</wp:posOffset>
+                  </wp:positionV>
                   <wp:extent cx="1432560" cy="381000"/>
                   <wp:effectExtent l="0" t="0" r="0" b="0"/>
+                  <wp:wrapSquare wrapText="bothSides"/>
                   <wp:docPr id="411865572" name="Picture 734064909" descr="Background pattern&#10;&#10;Description automatically generated with low confidence"/>
                   <wp:cNvGraphicFramePr>
                     <a:graphicFrameLocks noChangeAspect="1"/>
@@ -4568,7 +4609,13 @@
                       </pic:pic>
                     </a:graphicData>
                   </a:graphic>
-                </wp:inline>
+                  <wp14:sizeRelH relativeFrom="page">
+                    <wp14:pctWidth>0</wp14:pctWidth>
+                  </wp14:sizeRelH>
+                  <wp14:sizeRelV relativeFrom="page">
+                    <wp14:pctHeight>0</wp14:pctHeight>
+                  </wp14:sizeRelV>
+                </wp:anchor>
               </w:drawing>
             </w:r>
           </w:p>
@@ -4588,7 +4635,7 @@
             </w:pPr>
             <w:r>
               <w:drawing>
-                <wp:inline wp14:editId="2BE95B0A" wp14:anchorId="72681F26">
+                <wp:inline wp14:editId="3D9E5B00" wp14:anchorId="72681F26">
                   <wp:extent cx="1905000" cy="732155"/>
                   <wp:effectExtent l="0" t="0" r="0" b="0"/>
                   <wp:docPr id="2147465302" name="Picture 1157273046" descr="Background pattern&#10;&#10;Description automatically generated with low confidence"/>
